--- a/documents/Care About Referrals - Intake Process.docx
+++ b/documents/Care About Referrals - Intake Process.docx
@@ -46,27 +46,7 @@
           <w:sz w:val="19"/>
           <w:szCs w:val="19"/>
         </w:rPr>
-        <w:t xml:space="preserve">Prepared for Charlotte, Intake  |  Effective from </w:t>
-      </w:r>
-      <w:r>
-        <w:rPr>
-          <w:rFonts w:ascii="Arial" w:cs="Arial" w:eastAsia="Arial" w:hAnsi="Arial"/>
-          <w:b/>
-          <w:bCs/>
-          <w:color w:val="D82460"/>
-          <w:sz w:val="21"/>
-          <w:szCs w:val="21"/>
-        </w:rPr>
-        <w:t xml:space="preserve">[start date]</w:t>
-      </w:r>
-      <w:r>
-        <w:rPr>
-          <w:rFonts w:ascii="Arial" w:cs="Arial" w:eastAsia="Arial" w:hAnsi="Arial"/>
-          <w:color w:val="595959"/>
-          <w:sz w:val="19"/>
-          <w:szCs w:val="19"/>
-        </w:rPr>
-        <w:t xml:space="preserve">  |  Status: Draft</w:t>
+        <w:t xml:space="preserve">Prepared for Charlotte, Intake  |  Status: Draft</w:t>
       </w:r>
     </w:p>
     <w:p>
@@ -114,7 +94,7 @@
           <w:sz w:val="21"/>
           <w:szCs w:val="21"/>
         </w:rPr>
-        <w:t xml:space="preserve">Care About is a new referral partner in aged care. They send us clients who need allied health, and from this month those referrals come into a dedicated shared inbox rather than through the usual intake channels.</w:t>
+        <w:t xml:space="preserve">Care About is a new referral partner in aged care. Clients contact Care About directly looking for a support at home provider. Care About then selects a provider from their partners — Pinq Care among them — based on location, availability and suitability.</w:t>
       </w:r>
     </w:p>
     <w:p>
@@ -128,7 +108,21 @@
           <w:sz w:val="21"/>
           <w:szCs w:val="21"/>
         </w:rPr>
-        <w:t xml:space="preserve">The inbox is </w:t>
+        <w:t xml:space="preserve">They only select one provider to refer to. Once they have qualified the client, they book that client straight into the Care Partner's diary. These are clients who already have an active aged care package.</w:t>
+      </w:r>
+    </w:p>
+    <w:p>
+      <w:pPr>
+        <w:spacing w:after="140" w:before="0" w:line="276"/>
+      </w:pPr>
+      <w:r>
+        <w:rPr>
+          <w:rFonts w:ascii="Arial" w:cs="Arial" w:eastAsia="Arial" w:hAnsi="Arial"/>
+          <w:color w:val="262626"/>
+          <w:sz w:val="21"/>
+          <w:szCs w:val="21"/>
+        </w:rPr>
+        <w:t xml:space="preserve">We can't sync the Care Partner diaries with Care About, so we have a manual work-around. Referrals come into a new inbox, </w:t>
       </w:r>
       <w:r>
         <w:rPr>
@@ -148,7 +142,7 @@
           <w:sz w:val="21"/>
           <w:szCs w:val="21"/>
         </w:rPr>
-        <w:t xml:space="preserve">. Charlotte has access to the inbox and to its calendar. This document sets out what arrives there, what she does with it, and how fast.</w:t>
+        <w:t xml:space="preserve">. Charlotte, Allisa, Robyn, Lauren, Tom and Jahari all have access to the inbox and to its calendar. This document sets out what happens when referrals land there.</w:t>
       </w:r>
     </w:p>
     <w:p>
@@ -166,20 +160,6 @@
           <w:szCs w:val="26"/>
         </w:rPr>
         <w:t xml:space="preserve">2. Why this one works differently</w:t>
-      </w:r>
-    </w:p>
-    <w:p>
-      <w:pPr>
-        <w:spacing w:after="140" w:before="0" w:line="276"/>
-      </w:pPr>
-      <w:r>
-        <w:rPr>
-          <w:rFonts w:ascii="Arial" w:cs="Arial" w:eastAsia="Arial" w:hAnsi="Arial"/>
-          <w:color w:val="262626"/>
-          <w:sz w:val="21"/>
-          <w:szCs w:val="21"/>
-        </w:rPr>
-        <w:t xml:space="preserve">Most referrals reach us before anyone has agreed a time — we take the referral, then we book it. Care About runs the other way around.</w:t>
       </w:r>
     </w:p>
     <w:p>
@@ -250,7 +230,7 @@
                 <w:sz w:val="21"/>
                 <w:szCs w:val="21"/>
               </w:rPr>
-              <w:t xml:space="preserve">The appointment exists for the client, but it does not exist in Jahari or Tom's own diary until Charlotte puts it there. Anyone booking off their calendar in the meantime sees a free slot and takes it — and now two people are expecting the same clinician at the same time.</w:t>
+              <w:t xml:space="preserve">The appointment exists for the client, but it does not exist in Jahari or Tom's own diary until Charlotte puts it there. Both have the Care About availability blocked out in their own diaries, so the slot itself is protected — but referrals still need actioning promptly so nothing sits unnoticed.</w:t>
             </w:r>
           </w:p>
         </w:tc>
@@ -258,47 +238,16 @@
     </w:tbl>
     <w:p>
       <w:pPr>
-        <w:spacing w:after="140" w:before="160" w:line="276"/>
-      </w:pPr>
-      <w:r>
-        <w:rPr>
-          <w:rFonts w:ascii="Arial" w:cs="Arial" w:eastAsia="Arial" w:hAnsi="Arial"/>
-          <w:color w:val="262626"/>
-          <w:sz w:val="21"/>
-          <w:szCs w:val="21"/>
-        </w:rPr>
-        <w:t xml:space="preserve">Moving the booking across quickly is the whole point of the process. Everything else in this document is ordinary intake work.</w:t>
-      </w:r>
-    </w:p>
-    <w:p>
-      <w:pPr>
-        <w:pStyle w:val="Heading2"/>
-        <w:spacing w:after="120" w:before="320"/>
-      </w:pPr>
-      <w:r>
-        <w:rPr>
-          <w:rFonts w:ascii="Arial" w:cs="Arial" w:eastAsia="Arial" w:hAnsi="Arial"/>
-          <w:b/>
-          <w:bCs/>
-          <w:color w:val="003054"/>
-          <w:sz w:val="26"/>
-          <w:szCs w:val="26"/>
-        </w:rPr>
-        <w:t xml:space="preserve">3. What arrives, and where</w:t>
-      </w:r>
-    </w:p>
-    <w:p>
-      <w:pPr>
-        <w:spacing w:after="140" w:before="0" w:line="276"/>
-      </w:pPr>
-      <w:r>
-        <w:rPr>
-          <w:rFonts w:ascii="Arial" w:cs="Arial" w:eastAsia="Arial" w:hAnsi="Arial"/>
-          <w:color w:val="262626"/>
-          <w:sz w:val="21"/>
-          <w:szCs w:val="21"/>
-        </w:rPr>
-        <w:t xml:space="preserve">Two items come through for each referral, both to the carepartners inbox:</w:t>
+        <w:spacing w:after="100" w:before="200" w:line="276"/>
+      </w:pPr>
+      <w:r>
+        <w:rPr>
+          <w:rFonts w:ascii="Arial" w:cs="Arial" w:eastAsia="Arial" w:hAnsi="Arial"/>
+          <w:color w:val="262626"/>
+          <w:sz w:val="21"/>
+          <w:szCs w:val="21"/>
+        </w:rPr>
+        <w:t xml:space="preserve">Charlotte will need to:</w:t>
       </w:r>
     </w:p>
     <w:p>
@@ -308,36 +257,16 @@
           <w:ilvl w:val="0"/>
           <w:numId w:val="2"/>
         </w:numPr>
-        <w:spacing w:after="90" w:line="276"/>
-      </w:pPr>
-      <w:r>
-        <w:rPr>
-          <w:rFonts w:ascii="Arial" w:cs="Arial" w:eastAsia="Arial" w:hAnsi="Arial"/>
-          <w:color w:val="262626"/>
-          <w:sz w:val="21"/>
-          <w:szCs w:val="21"/>
-        </w:rPr>
-        <w:t xml:space="preserve">A </w:t>
-      </w:r>
-      <w:r>
-        <w:rPr>
-          <w:rFonts w:ascii="Arial" w:cs="Arial" w:eastAsia="Arial" w:hAnsi="Arial"/>
-          <w:b/>
-          <w:bCs/>
-          <w:color w:val="262626"/>
-          <w:sz w:val="21"/>
-          <w:szCs w:val="21"/>
-        </w:rPr>
-        <w:t xml:space="preserve">calendar invitation</w:t>
-      </w:r>
-      <w:r>
-        <w:rPr>
-          <w:rFonts w:ascii="Arial" w:cs="Arial" w:eastAsia="Arial" w:hAnsi="Arial"/>
-          <w:color w:val="262626"/>
-          <w:sz w:val="21"/>
-          <w:szCs w:val="21"/>
-        </w:rPr>
-        <w:t xml:space="preserve"> for the appointment, with the referral information attached to it</w:t>
+        <w:spacing w:after="110" w:line="276"/>
+      </w:pPr>
+      <w:r>
+        <w:rPr>
+          <w:rFonts w:ascii="Arial" w:cs="Arial" w:eastAsia="Arial" w:hAnsi="Arial"/>
+          <w:color w:val="262626"/>
+          <w:sz w:val="21"/>
+          <w:szCs w:val="21"/>
+        </w:rPr>
+        <w:t xml:space="preserve">Create the deal in HubSpot, based on the information in the Care About booking.</w:t>
       </w:r>
     </w:p>
     <w:p>
@@ -347,81 +276,16 @@
           <w:ilvl w:val="0"/>
           <w:numId w:val="2"/>
         </w:numPr>
-        <w:spacing w:after="90" w:line="276"/>
-      </w:pPr>
-      <w:r>
-        <w:rPr>
-          <w:rFonts w:ascii="Arial" w:cs="Arial" w:eastAsia="Arial" w:hAnsi="Arial"/>
-          <w:color w:val="262626"/>
-          <w:sz w:val="21"/>
-          <w:szCs w:val="21"/>
-        </w:rPr>
-        <w:t xml:space="preserve">A </w:t>
-      </w:r>
-      <w:r>
-        <w:rPr>
-          <w:rFonts w:ascii="Arial" w:cs="Arial" w:eastAsia="Arial" w:hAnsi="Arial"/>
-          <w:b/>
-          <w:bCs/>
-          <w:color w:val="262626"/>
-          <w:sz w:val="21"/>
-          <w:szCs w:val="21"/>
-        </w:rPr>
-        <w:t xml:space="preserve">separate email</w:t>
-      </w:r>
-      <w:r>
-        <w:rPr>
-          <w:rFonts w:ascii="Arial" w:cs="Arial" w:eastAsia="Arial" w:hAnsi="Arial"/>
-          <w:color w:val="262626"/>
-          <w:sz w:val="21"/>
-          <w:szCs w:val="21"/>
-        </w:rPr>
-        <w:t xml:space="preserve"> carrying the same referral information</w:t>
-      </w:r>
-    </w:p>
-    <w:p>
-      <w:pPr>
-        <w:spacing w:after="140" w:before="0" w:line="276"/>
-      </w:pPr>
-      <w:r>
-        <w:rPr>
-          <w:rFonts w:ascii="Arial" w:cs="Arial" w:eastAsia="Arial" w:hAnsi="Arial"/>
-          <w:color w:val="262626"/>
-          <w:sz w:val="21"/>
-          <w:szCs w:val="21"/>
-        </w:rPr>
-        <w:t xml:space="preserve">Work from the invitation. It carries the date, time and clinician, and it is what needs to end up in the diary. The email is the backup — if the attachment on the invitation is missing, corrupted or won't open, the detail should be sitting in the email instead.</w:t>
-      </w:r>
-    </w:p>
-    <w:p>
-      <w:pPr>
-        <w:spacing w:after="140" w:before="0" w:line="276"/>
-      </w:pPr>
-      <w:r>
-        <w:rPr>
-          <w:rFonts w:ascii="Arial" w:cs="Arial" w:eastAsia="Arial" w:hAnsi="Arial"/>
-          <w:color w:val="262626"/>
-          <w:sz w:val="21"/>
-          <w:szCs w:val="21"/>
-        </w:rPr>
-        <w:t xml:space="preserve">If the two disagree on anything that matters — a different time, a different clinician, a different client — don't pick one. Go back to Care About and get it confirmed before the appointment goes into a diary.</w:t>
-      </w:r>
-    </w:p>
-    <w:p>
-      <w:pPr>
-        <w:pStyle w:val="Heading2"/>
-        <w:spacing w:after="120" w:before="320"/>
-      </w:pPr>
-      <w:r>
-        <w:rPr>
-          <w:rFonts w:ascii="Arial" w:cs="Arial" w:eastAsia="Arial" w:hAnsi="Arial"/>
-          <w:b/>
-          <w:bCs/>
-          <w:color w:val="003054"/>
-          <w:sz w:val="26"/>
-          <w:szCs w:val="26"/>
-        </w:rPr>
-        <w:t xml:space="preserve">4. The one-hour rule</w:t>
+        <w:spacing w:after="110" w:line="276"/>
+      </w:pPr>
+      <w:r>
+        <w:rPr>
+          <w:rFonts w:ascii="Arial" w:cs="Arial" w:eastAsia="Arial" w:hAnsi="Arial"/>
+          <w:color w:val="262626"/>
+          <w:sz w:val="21"/>
+          <w:szCs w:val="21"/>
+        </w:rPr>
+        <w:t xml:space="preserve">Book the same appointment in the Care Partner's diary.</w:t>
       </w:r>
     </w:p>
     <w:tbl>
@@ -429,7 +293,7 @@
         <w:tblW w:type="dxa" w:w="9026"/>
         <w:tblBorders>
           <w:top w:val="none" w:color="FFFFFF" w:sz="0"/>
-          <w:left w:val="single" w:color="D82460" w:sz="24"/>
+          <w:left w:val="single" w:color="003054" w:sz="24"/>
           <w:bottom w:val="none" w:color="FFFFFF" w:sz="0"/>
           <w:right w:val="none" w:color="FFFFFF" w:sz="0"/>
           <w:insideH w:val="none" w:color="FFFFFF" w:sz="0"/>
@@ -443,7 +307,7 @@
         <w:tc>
           <w:tcPr>
             <w:tcW w:type="dxa" w:w="9026"/>
-            <w:shd w:fill="FBF0F4" w:color="auto" w:val="clear"/>
+            <w:shd w:fill="EEF2F6" w:color="auto" w:val="clear"/>
             <w:tcMar>
               <w:top w:type="dxa" w:w="160"/>
               <w:left w:type="dxa" w:w="200"/>
@@ -464,7 +328,7 @@
                 <w:sz w:val="22"/>
                 <w:szCs w:val="22"/>
               </w:rPr>
-              <w:t xml:space="preserve">Standard</w:t>
+              <w:t xml:space="preserve">Note</w:t>
             </w:r>
           </w:p>
           <w:p>
@@ -478,179 +342,12 @@
                 <w:sz w:val="21"/>
                 <w:szCs w:val="21"/>
               </w:rPr>
-              <w:t xml:space="preserve">Every Care About appointment must be sitting in Jahari's or Tom's own diary </w:t>
-            </w:r>
-            <w:r>
-              <w:rPr>
-                <w:rFonts w:ascii="Arial" w:cs="Arial" w:eastAsia="Arial" w:hAnsi="Arial"/>
-                <w:b/>
-                <w:bCs/>
-                <w:color w:val="003054"/>
-                <w:sz w:val="21"/>
-                <w:szCs w:val="21"/>
-              </w:rPr>
-              <w:t xml:space="preserve">within one hour</w:t>
-            </w:r>
-            <w:r>
-              <w:rPr>
-                <w:rFonts w:ascii="Arial" w:cs="Arial" w:eastAsia="Arial" w:hAnsi="Arial"/>
-                <w:color w:val="262626"/>
-                <w:sz w:val="21"/>
-                <w:szCs w:val="21"/>
-              </w:rPr>
-              <w:t xml:space="preserve"> of arriving in the carepartners inbox, during business hours.</w:t>
+              <w:t xml:space="preserve">Charlotte does not need to contact the client. All intake and prescreening information is collected by Care About.</w:t>
             </w:r>
           </w:p>
         </w:tc>
       </w:tr>
     </w:tbl>
-    <w:p>
-      <w:pPr>
-        <w:spacing w:after="140" w:before="160" w:line="276"/>
-      </w:pPr>
-      <w:r>
-        <w:rPr>
-          <w:rFonts w:ascii="Arial" w:cs="Arial" w:eastAsia="Arial" w:hAnsi="Arial"/>
-          <w:color w:val="262626"/>
-          <w:sz w:val="21"/>
-          <w:szCs w:val="21"/>
-        </w:rPr>
-        <w:t xml:space="preserve">One hour is tight on purpose. It is the window in which a double booking can happen, so the shorter it is, the smaller the problem.</w:t>
-      </w:r>
-    </w:p>
-    <w:p>
-      <w:pPr>
-        <w:pStyle w:val="Heading3"/>
-        <w:spacing w:after="80" w:before="200"/>
-      </w:pPr>
-      <w:r>
-        <w:rPr>
-          <w:rFonts w:ascii="Arial" w:cs="Arial" w:eastAsia="Arial" w:hAnsi="Arial"/>
-          <w:b/>
-          <w:bCs/>
-          <w:color w:val="003054"/>
-          <w:sz w:val="22"/>
-          <w:szCs w:val="22"/>
-        </w:rPr>
-        <w:t xml:space="preserve">Making it workable</w:t>
-      </w:r>
-    </w:p>
-    <w:p>
-      <w:pPr>
-        <w:pStyle w:val="ListParagraph"/>
-        <w:numPr>
-          <w:ilvl w:val="0"/>
-          <w:numId w:val="2"/>
-        </w:numPr>
-        <w:spacing w:after="90" w:line="276"/>
-      </w:pPr>
-      <w:r>
-        <w:rPr>
-          <w:rFonts w:ascii="Arial" w:cs="Arial" w:eastAsia="Arial" w:hAnsi="Arial"/>
-          <w:color w:val="262626"/>
-          <w:sz w:val="21"/>
-          <w:szCs w:val="21"/>
-        </w:rPr>
-        <w:t xml:space="preserve">Keep the carepartners inbox and calendar pinned open alongside the usual intake inbox, not tucked away in a folder that gets checked at intervals.</w:t>
-      </w:r>
-    </w:p>
-    <w:p>
-      <w:pPr>
-        <w:pStyle w:val="ListParagraph"/>
-        <w:numPr>
-          <w:ilvl w:val="0"/>
-          <w:numId w:val="2"/>
-        </w:numPr>
-        <w:spacing w:after="90" w:line="276"/>
-      </w:pPr>
-      <w:r>
-        <w:rPr>
-          <w:rFonts w:ascii="Arial" w:cs="Arial" w:eastAsia="Arial" w:hAnsi="Arial"/>
-          <w:color w:val="262626"/>
-          <w:sz w:val="21"/>
-          <w:szCs w:val="21"/>
-        </w:rPr>
-        <w:t xml:space="preserve">Turn on a desktop and mobile alert for new mail in that inbox so a referral doesn't sit unseen.</w:t>
-      </w:r>
-    </w:p>
-    <w:p>
-      <w:pPr>
-        <w:pStyle w:val="ListParagraph"/>
-        <w:numPr>
-          <w:ilvl w:val="0"/>
-          <w:numId w:val="2"/>
-        </w:numPr>
-        <w:spacing w:after="90" w:line="276"/>
-      </w:pPr>
-      <w:r>
-        <w:rPr>
-          <w:rFonts w:ascii="Arial" w:cs="Arial" w:eastAsia="Arial" w:hAnsi="Arial"/>
-          <w:color w:val="262626"/>
-          <w:sz w:val="21"/>
-          <w:szCs w:val="21"/>
-        </w:rPr>
-        <w:t xml:space="preserve">If Charlotte will be away from her desk for more than an hour — leave, training, a long block of clinical admin — hand the inbox over to </w:t>
-      </w:r>
-      <w:r>
-        <w:rPr>
-          <w:rFonts w:ascii="Arial" w:cs="Arial" w:eastAsia="Arial" w:hAnsi="Arial"/>
-          <w:b/>
-          <w:bCs/>
-          <w:color w:val="D82460"/>
-          <w:sz w:val="21"/>
-          <w:szCs w:val="21"/>
-        </w:rPr>
-        <w:t xml:space="preserve">[named backup]</w:t>
-      </w:r>
-      <w:r>
-        <w:rPr>
-          <w:rFonts w:ascii="Arial" w:cs="Arial" w:eastAsia="Arial" w:hAnsi="Arial"/>
-          <w:color w:val="262626"/>
-          <w:sz w:val="21"/>
-          <w:szCs w:val="21"/>
-        </w:rPr>
-        <w:t xml:space="preserve"> for that period.</w:t>
-      </w:r>
-    </w:p>
-    <w:p>
-      <w:pPr>
-        <w:pStyle w:val="ListParagraph"/>
-        <w:numPr>
-          <w:ilvl w:val="0"/>
-          <w:numId w:val="2"/>
-        </w:numPr>
-        <w:spacing w:after="90" w:line="276"/>
-      </w:pPr>
-      <w:r>
-        <w:rPr>
-          <w:rFonts w:ascii="Arial" w:cs="Arial" w:eastAsia="Arial" w:hAnsi="Arial"/>
-          <w:color w:val="262626"/>
-          <w:sz w:val="21"/>
-          <w:szCs w:val="21"/>
-        </w:rPr>
-        <w:t xml:space="preserve">Anything landing outside business hours is actioned by </w:t>
-      </w:r>
-      <w:r>
-        <w:rPr>
-          <w:rFonts w:ascii="Arial" w:cs="Arial" w:eastAsia="Arial" w:hAnsi="Arial"/>
-          <w:b/>
-          <w:bCs/>
-          <w:color w:val="D82460"/>
-          <w:sz w:val="21"/>
-          <w:szCs w:val="21"/>
-        </w:rPr>
-        <w:t xml:space="preserve">[time, e.g. 9:30am]</w:t>
-      </w:r>
-      <w:r>
-        <w:rPr>
-          <w:rFonts w:ascii="Arial" w:cs="Arial" w:eastAsia="Arial" w:hAnsi="Arial"/>
-          <w:color w:val="262626"/>
-          <w:sz w:val="21"/>
-          <w:szCs w:val="21"/>
-        </w:rPr>
-        <w:t xml:space="preserve"> the next business day. Care About should be told which hours we monitor.</w:t>
-      </w:r>
-    </w:p>
     <w:p>
       <w:pPr>
         <w:pStyle w:val="Heading2"/>
@@ -665,7 +362,21 @@
           <w:sz w:val="26"/>
           <w:szCs w:val="26"/>
         </w:rPr>
-        <w:t xml:space="preserve">5. Step by step</w:t>
+        <w:t xml:space="preserve">3. What arrives, and where</w:t>
+      </w:r>
+    </w:p>
+    <w:p>
+      <w:pPr>
+        <w:spacing w:after="140" w:before="0" w:line="276"/>
+      </w:pPr>
+      <w:r>
+        <w:rPr>
+          <w:rFonts w:ascii="Arial" w:cs="Arial" w:eastAsia="Arial" w:hAnsi="Arial"/>
+          <w:color w:val="262626"/>
+          <w:sz w:val="21"/>
+          <w:szCs w:val="21"/>
+        </w:rPr>
+        <w:t xml:space="preserve">Two items come through for each referral, both to the carepartners inbox:</w:t>
       </w:r>
     </w:p>
     <w:p>
@@ -675,8 +386,17 @@
           <w:ilvl w:val="0"/>
           <w:numId w:val="3"/>
         </w:numPr>
-        <w:spacing w:after="110" w:line="276"/>
-      </w:pPr>
+        <w:spacing w:after="90" w:line="276"/>
+      </w:pPr>
+      <w:r>
+        <w:rPr>
+          <w:rFonts w:ascii="Arial" w:cs="Arial" w:eastAsia="Arial" w:hAnsi="Arial"/>
+          <w:color w:val="262626"/>
+          <w:sz w:val="21"/>
+          <w:szCs w:val="21"/>
+        </w:rPr>
+        <w:t xml:space="preserve">A </w:t>
+      </w:r>
       <w:r>
         <w:rPr>
           <w:rFonts w:ascii="Arial" w:cs="Arial" w:eastAsia="Arial" w:hAnsi="Arial"/>
@@ -686,16 +406,16 @@
           <w:sz w:val="21"/>
           <w:szCs w:val="21"/>
         </w:rPr>
-        <w:t xml:space="preserve">Open the invitation </w:t>
-      </w:r>
-      <w:r>
-        <w:rPr>
-          <w:rFonts w:ascii="Arial" w:cs="Arial" w:eastAsia="Arial" w:hAnsi="Arial"/>
-          <w:color w:val="262626"/>
-          <w:sz w:val="21"/>
-          <w:szCs w:val="21"/>
-        </w:rPr>
-        <w:t xml:space="preserve">in the carepartners inbox and note the clinician, date and time.</w:t>
+        <w:t xml:space="preserve">calendar invitation</w:t>
+      </w:r>
+      <w:r>
+        <w:rPr>
+          <w:rFonts w:ascii="Arial" w:cs="Arial" w:eastAsia="Arial" w:hAnsi="Arial"/>
+          <w:color w:val="262626"/>
+          <w:sz w:val="21"/>
+          <w:szCs w:val="21"/>
+        </w:rPr>
+        <w:t xml:space="preserve"> for the appointment, with the referral information attached to it</w:t>
       </w:r>
     </w:p>
     <w:p>
@@ -705,8 +425,17 @@
           <w:ilvl w:val="0"/>
           <w:numId w:val="3"/>
         </w:numPr>
-        <w:spacing w:after="110" w:line="276"/>
-      </w:pPr>
+        <w:spacing w:after="90" w:line="276"/>
+      </w:pPr>
+      <w:r>
+        <w:rPr>
+          <w:rFonts w:ascii="Arial" w:cs="Arial" w:eastAsia="Arial" w:hAnsi="Arial"/>
+          <w:color w:val="262626"/>
+          <w:sz w:val="21"/>
+          <w:szCs w:val="21"/>
+        </w:rPr>
+        <w:t xml:space="preserve">A </w:t>
+      </w:r>
       <w:r>
         <w:rPr>
           <w:rFonts w:ascii="Arial" w:cs="Arial" w:eastAsia="Arial" w:hAnsi="Arial"/>
@@ -716,230 +445,30 @@
           <w:sz w:val="21"/>
           <w:szCs w:val="21"/>
         </w:rPr>
-        <w:t xml:space="preserve">Open the attached referral </w:t>
-      </w:r>
-      <w:r>
-        <w:rPr>
-          <w:rFonts w:ascii="Arial" w:cs="Arial" w:eastAsia="Arial" w:hAnsi="Arial"/>
-          <w:color w:val="262626"/>
-          <w:sz w:val="21"/>
-          <w:szCs w:val="21"/>
-        </w:rPr>
-        <w:t xml:space="preserve">and check it has what we need: client name and date of birth, contact details, service address, referral reason, funding arrangement, and any access or safety notes.</w:t>
-      </w:r>
-    </w:p>
-    <w:p>
-      <w:pPr>
-        <w:pStyle w:val="ListParagraph"/>
-        <w:numPr>
-          <w:ilvl w:val="0"/>
-          <w:numId w:val="3"/>
-        </w:numPr>
-        <w:spacing w:after="110" w:line="276"/>
-      </w:pPr>
-      <w:r>
-        <w:rPr>
-          <w:rFonts w:ascii="Arial" w:cs="Arial" w:eastAsia="Arial" w:hAnsi="Arial"/>
-          <w:b/>
-          <w:bCs/>
-          <w:color w:val="262626"/>
-          <w:sz w:val="21"/>
-          <w:szCs w:val="21"/>
-        </w:rPr>
-        <w:t xml:space="preserve">Cross-check the email </w:t>
-      </w:r>
-      <w:r>
-        <w:rPr>
-          <w:rFonts w:ascii="Arial" w:cs="Arial" w:eastAsia="Arial" w:hAnsi="Arial"/>
-          <w:color w:val="262626"/>
-          <w:sz w:val="21"/>
-          <w:szCs w:val="21"/>
-        </w:rPr>
-        <w:t xml:space="preserve">against the invitation. Same client, same time, same clinician.</w:t>
-      </w:r>
-    </w:p>
-    <w:p>
-      <w:pPr>
-        <w:pStyle w:val="ListParagraph"/>
-        <w:numPr>
-          <w:ilvl w:val="0"/>
-          <w:numId w:val="3"/>
-        </w:numPr>
-        <w:spacing w:after="110" w:line="276"/>
-      </w:pPr>
-      <w:r>
-        <w:rPr>
-          <w:rFonts w:ascii="Arial" w:cs="Arial" w:eastAsia="Arial" w:hAnsi="Arial"/>
-          <w:b/>
-          <w:bCs/>
-          <w:color w:val="262626"/>
-          <w:sz w:val="21"/>
-          <w:szCs w:val="21"/>
-        </w:rPr>
-        <w:t xml:space="preserve">Put the appointment in the clinician's diary. </w:t>
-      </w:r>
-      <w:r>
-        <w:rPr>
-          <w:rFonts w:ascii="Arial" w:cs="Arial" w:eastAsia="Arial" w:hAnsi="Arial"/>
-          <w:color w:val="262626"/>
-          <w:sz w:val="21"/>
-          <w:szCs w:val="21"/>
-        </w:rPr>
-        <w:t xml:space="preserve">Create the appointment in Jahari's or Tom's calendar as Charlotte would for any other referral, with the referral document attached to the calendar item so the clinician has it in front of them. Keep the original invitation in the shared calendar as the record from Care About — don't delete it.</w:t>
-      </w:r>
-    </w:p>
-    <w:p>
-      <w:pPr>
-        <w:pStyle w:val="ListParagraph"/>
-        <w:numPr>
-          <w:ilvl w:val="0"/>
-          <w:numId w:val="3"/>
-        </w:numPr>
-        <w:spacing w:after="110" w:line="276"/>
-      </w:pPr>
-      <w:r>
-        <w:rPr>
-          <w:rFonts w:ascii="Arial" w:cs="Arial" w:eastAsia="Arial" w:hAnsi="Arial"/>
-          <w:b/>
-          <w:bCs/>
-          <w:color w:val="262626"/>
-          <w:sz w:val="21"/>
-          <w:szCs w:val="21"/>
-        </w:rPr>
-        <w:t xml:space="preserve">Tell the clinician. </w:t>
-      </w:r>
-      <w:r>
-        <w:rPr>
-          <w:rFonts w:ascii="Arial" w:cs="Arial" w:eastAsia="Arial" w:hAnsi="Arial"/>
-          <w:color w:val="262626"/>
-          <w:sz w:val="21"/>
-          <w:szCs w:val="21"/>
-        </w:rPr>
-        <w:t xml:space="preserve">A short message — client name, time, and that a Care About referral has landed. Their calendar may take a few minutes to refresh, and the point is to stop them agreeing to something else in that slot.</w:t>
-      </w:r>
-    </w:p>
-    <w:p>
-      <w:pPr>
-        <w:pStyle w:val="ListParagraph"/>
-        <w:numPr>
-          <w:ilvl w:val="0"/>
-          <w:numId w:val="3"/>
-        </w:numPr>
-        <w:spacing w:after="110" w:line="276"/>
-      </w:pPr>
-      <w:r>
-        <w:rPr>
-          <w:rFonts w:ascii="Arial" w:cs="Arial" w:eastAsia="Arial" w:hAnsi="Arial"/>
-          <w:b/>
-          <w:bCs/>
-          <w:color w:val="262626"/>
-          <w:sz w:val="21"/>
-          <w:szCs w:val="21"/>
-        </w:rPr>
-        <w:t xml:space="preserve">Create the deal in HubSpot. </w:t>
-      </w:r>
-      <w:r>
-        <w:rPr>
-          <w:rFonts w:ascii="Arial" w:cs="Arial" w:eastAsia="Arial" w:hAnsi="Arial"/>
-          <w:color w:val="262626"/>
-          <w:sz w:val="21"/>
-          <w:szCs w:val="21"/>
-        </w:rPr>
-        <w:t xml:space="preserve">See section 6.</w:t>
-      </w:r>
-    </w:p>
-    <w:p>
-      <w:pPr>
-        <w:pStyle w:val="ListParagraph"/>
-        <w:numPr>
-          <w:ilvl w:val="0"/>
-          <w:numId w:val="3"/>
-        </w:numPr>
-        <w:spacing w:after="110" w:line="276"/>
-      </w:pPr>
-      <w:r>
-        <w:rPr>
-          <w:rFonts w:ascii="Arial" w:cs="Arial" w:eastAsia="Arial" w:hAnsi="Arial"/>
-          <w:b/>
-          <w:bCs/>
-          <w:color w:val="262626"/>
-          <w:sz w:val="21"/>
-          <w:szCs w:val="21"/>
-        </w:rPr>
-        <w:t xml:space="preserve">Reply to Care About </w:t>
-      </w:r>
-      <w:r>
-        <w:rPr>
-          <w:rFonts w:ascii="Arial" w:cs="Arial" w:eastAsia="Arial" w:hAnsi="Arial"/>
-          <w:color w:val="262626"/>
-          <w:sz w:val="21"/>
-          <w:szCs w:val="21"/>
-        </w:rPr>
-        <w:t xml:space="preserve">confirming the appointment is accepted and booked. Flag anything missing in the same reply.</w:t>
-      </w:r>
-    </w:p>
-    <w:p>
-      <w:pPr>
-        <w:pStyle w:val="ListParagraph"/>
-        <w:numPr>
-          <w:ilvl w:val="0"/>
-          <w:numId w:val="3"/>
-        </w:numPr>
-        <w:spacing w:after="110" w:line="276"/>
-      </w:pPr>
-      <w:r>
-        <w:rPr>
-          <w:rFonts w:ascii="Arial" w:cs="Arial" w:eastAsia="Arial" w:hAnsi="Arial"/>
-          <w:b/>
-          <w:bCs/>
-          <w:color w:val="262626"/>
-          <w:sz w:val="21"/>
-          <w:szCs w:val="21"/>
-        </w:rPr>
-        <w:t xml:space="preserve">Mark the inbox item as actioned </w:t>
-      </w:r>
-      <w:r>
-        <w:rPr>
-          <w:rFonts w:ascii="Arial" w:cs="Arial" w:eastAsia="Arial" w:hAnsi="Arial"/>
-          <w:color w:val="262626"/>
-          <w:sz w:val="21"/>
-          <w:szCs w:val="21"/>
-        </w:rPr>
-        <w:t xml:space="preserve">using </w:t>
-      </w:r>
-      <w:r>
-        <w:rPr>
-          <w:rFonts w:ascii="Arial" w:cs="Arial" w:eastAsia="Arial" w:hAnsi="Arial"/>
-          <w:b/>
-          <w:bCs/>
-          <w:color w:val="D82460"/>
-          <w:sz w:val="21"/>
-          <w:szCs w:val="21"/>
-        </w:rPr>
-        <w:t xml:space="preserve">[agreed category or folder]</w:t>
-      </w:r>
-      <w:r>
-        <w:rPr>
-          <w:rFonts w:ascii="Arial" w:cs="Arial" w:eastAsia="Arial" w:hAnsi="Arial"/>
-          <w:color w:val="262626"/>
-          <w:sz w:val="21"/>
-          <w:szCs w:val="21"/>
-        </w:rPr>
-        <w:t xml:space="preserve"> so anyone looking at the inbox can see what has and hasn't been dealt with.</w:t>
-      </w:r>
-    </w:p>
-    <w:p>
-      <w:pPr>
-        <w:spacing w:after="140" w:before="80" w:line="276"/>
-      </w:pPr>
-      <w:r>
-        <w:rPr>
-          <w:rFonts w:ascii="Arial" w:cs="Arial" w:eastAsia="Arial" w:hAnsi="Arial"/>
-          <w:color w:val="262626"/>
-          <w:sz w:val="21"/>
-          <w:szCs w:val="21"/>
-        </w:rPr>
-        <w:t xml:space="preserve">Steps 1 to 5 are the one-hour part. Steps 6 to 8 should follow straight after, and in any case the same day.</w:t>
+        <w:t xml:space="preserve">separate email</w:t>
+      </w:r>
+      <w:r>
+        <w:rPr>
+          <w:rFonts w:ascii="Arial" w:cs="Arial" w:eastAsia="Arial" w:hAnsi="Arial"/>
+          <w:color w:val="262626"/>
+          <w:sz w:val="21"/>
+          <w:szCs w:val="21"/>
+        </w:rPr>
+        <w:t xml:space="preserve"> carrying the same referral information</w:t>
+      </w:r>
+    </w:p>
+    <w:p>
+      <w:pPr>
+        <w:spacing w:after="140" w:before="0" w:line="276"/>
+      </w:pPr>
+      <w:r>
+        <w:rPr>
+          <w:rFonts w:ascii="Arial" w:cs="Arial" w:eastAsia="Arial" w:hAnsi="Arial"/>
+          <w:color w:val="262626"/>
+          <w:sz w:val="21"/>
+          <w:szCs w:val="21"/>
+        </w:rPr>
+        <w:t xml:space="preserve">Work from the invitation. It carries the date, time and clinician, and it is what needs to end up in the diary. The email is the backup — if the attachment on the invitation is missing, corrupted or won't open, the detail should be sitting in the email instead.</w:t>
       </w:r>
     </w:p>
     <w:p>
@@ -956,7 +485,264 @@
           <w:sz w:val="26"/>
           <w:szCs w:val="26"/>
         </w:rPr>
-        <w:t xml:space="preserve">6. Creating the deal in HubSpot</w:t>
+        <w:t xml:space="preserve">4. Step by step</w:t>
+      </w:r>
+    </w:p>
+    <w:p>
+      <w:pPr>
+        <w:pStyle w:val="ListParagraph"/>
+        <w:numPr>
+          <w:ilvl w:val="0"/>
+          <w:numId w:val="4"/>
+        </w:numPr>
+        <w:spacing w:after="110" w:line="276"/>
+      </w:pPr>
+      <w:r>
+        <w:rPr>
+          <w:rFonts w:ascii="Arial" w:cs="Arial" w:eastAsia="Arial" w:hAnsi="Arial"/>
+          <w:b/>
+          <w:bCs/>
+          <w:color w:val="262626"/>
+          <w:sz w:val="21"/>
+          <w:szCs w:val="21"/>
+        </w:rPr>
+        <w:t xml:space="preserve">Open the invitation </w:t>
+      </w:r>
+      <w:r>
+        <w:rPr>
+          <w:rFonts w:ascii="Arial" w:cs="Arial" w:eastAsia="Arial" w:hAnsi="Arial"/>
+          <w:color w:val="262626"/>
+          <w:sz w:val="21"/>
+          <w:szCs w:val="21"/>
+        </w:rPr>
+        <w:t xml:space="preserve">in the carepartners inbox and note the Care Partner, date and time.</w:t>
+      </w:r>
+    </w:p>
+    <w:p>
+      <w:pPr>
+        <w:pStyle w:val="ListParagraph"/>
+        <w:numPr>
+          <w:ilvl w:val="0"/>
+          <w:numId w:val="4"/>
+        </w:numPr>
+        <w:spacing w:after="110" w:line="276"/>
+      </w:pPr>
+      <w:r>
+        <w:rPr>
+          <w:rFonts w:ascii="Arial" w:cs="Arial" w:eastAsia="Arial" w:hAnsi="Arial"/>
+          <w:b/>
+          <w:bCs/>
+          <w:color w:val="262626"/>
+          <w:sz w:val="21"/>
+          <w:szCs w:val="21"/>
+        </w:rPr>
+        <w:t xml:space="preserve">Open the attached referral </w:t>
+      </w:r>
+      <w:r>
+        <w:rPr>
+          <w:rFonts w:ascii="Arial" w:cs="Arial" w:eastAsia="Arial" w:hAnsi="Arial"/>
+          <w:color w:val="262626"/>
+          <w:sz w:val="21"/>
+          <w:szCs w:val="21"/>
+        </w:rPr>
+        <w:t xml:space="preserve">and check it has what we need: client name and date of birth, contact details, service address, referral reason, funding arrangement, and any access or safety notes.</w:t>
+      </w:r>
+    </w:p>
+    <w:p>
+      <w:pPr>
+        <w:pStyle w:val="ListParagraph"/>
+        <w:numPr>
+          <w:ilvl w:val="0"/>
+          <w:numId w:val="4"/>
+        </w:numPr>
+        <w:spacing w:after="110" w:line="276"/>
+      </w:pPr>
+      <w:r>
+        <w:rPr>
+          <w:rFonts w:ascii="Arial" w:cs="Arial" w:eastAsia="Arial" w:hAnsi="Arial"/>
+          <w:b/>
+          <w:bCs/>
+          <w:color w:val="262626"/>
+          <w:sz w:val="21"/>
+          <w:szCs w:val="21"/>
+        </w:rPr>
+        <w:t xml:space="preserve">Create the deal in HubSpot </w:t>
+      </w:r>
+      <w:r>
+        <w:rPr>
+          <w:rFonts w:ascii="Arial" w:cs="Arial" w:eastAsia="Arial" w:hAnsi="Arial"/>
+          <w:color w:val="262626"/>
+          <w:sz w:val="21"/>
+          <w:szCs w:val="21"/>
+        </w:rPr>
+        <w:t xml:space="preserve">in the referral partner deal stage, noting Care About in the deal name.</w:t>
+      </w:r>
+    </w:p>
+    <w:p>
+      <w:pPr>
+        <w:pStyle w:val="ListParagraph"/>
+        <w:numPr>
+          <w:ilvl w:val="0"/>
+          <w:numId w:val="4"/>
+        </w:numPr>
+        <w:spacing w:after="110" w:line="276"/>
+      </w:pPr>
+      <w:r>
+        <w:rPr>
+          <w:rFonts w:ascii="Arial" w:cs="Arial" w:eastAsia="Arial" w:hAnsi="Arial"/>
+          <w:b/>
+          <w:bCs/>
+          <w:color w:val="262626"/>
+          <w:sz w:val="21"/>
+          <w:szCs w:val="21"/>
+        </w:rPr>
+        <w:t xml:space="preserve">Put the appointment in the clinician's diary. </w:t>
+      </w:r>
+      <w:r>
+        <w:rPr>
+          <w:rFonts w:ascii="Arial" w:cs="Arial" w:eastAsia="Arial" w:hAnsi="Arial"/>
+          <w:color w:val="262626"/>
+          <w:sz w:val="21"/>
+          <w:szCs w:val="21"/>
+        </w:rPr>
+        <w:t xml:space="preserve">Create the appointment in Jahari's or Tom's calendar as Charlotte would for any other referral, with the referral document attached to the calendar item so the clinician has it in front of them. Keep the original invitation in the shared calendar as the record from Care About — don't delete it.</w:t>
+      </w:r>
+    </w:p>
+    <w:p>
+      <w:pPr>
+        <w:pStyle w:val="ListParagraph"/>
+        <w:numPr>
+          <w:ilvl w:val="0"/>
+          <w:numId w:val="4"/>
+        </w:numPr>
+        <w:spacing w:after="110" w:line="276"/>
+      </w:pPr>
+      <w:r>
+        <w:rPr>
+          <w:rFonts w:ascii="Arial" w:cs="Arial" w:eastAsia="Arial" w:hAnsi="Arial"/>
+          <w:b/>
+          <w:bCs/>
+          <w:color w:val="262626"/>
+          <w:sz w:val="21"/>
+          <w:szCs w:val="21"/>
+        </w:rPr>
+        <w:t xml:space="preserve">Tell the clinician. </w:t>
+      </w:r>
+      <w:r>
+        <w:rPr>
+          <w:rFonts w:ascii="Arial" w:cs="Arial" w:eastAsia="Arial" w:hAnsi="Arial"/>
+          <w:color w:val="262626"/>
+          <w:sz w:val="21"/>
+          <w:szCs w:val="21"/>
+        </w:rPr>
+        <w:t xml:space="preserve">A short message — client name, time, and that a Care About referral has landed. Their calendar may take a few minutes to refresh, and the point is to stop them agreeing to something else in that slot.</w:t>
+      </w:r>
+    </w:p>
+    <w:p>
+      <w:pPr>
+        <w:pStyle w:val="ListParagraph"/>
+        <w:numPr>
+          <w:ilvl w:val="0"/>
+          <w:numId w:val="4"/>
+        </w:numPr>
+        <w:spacing w:after="110" w:line="276"/>
+      </w:pPr>
+      <w:r>
+        <w:rPr>
+          <w:rFonts w:ascii="Arial" w:cs="Arial" w:eastAsia="Arial" w:hAnsi="Arial"/>
+          <w:b/>
+          <w:bCs/>
+          <w:color w:val="262626"/>
+          <w:sz w:val="21"/>
+          <w:szCs w:val="21"/>
+        </w:rPr>
+        <w:t xml:space="preserve">Reply to Care About </w:t>
+      </w:r>
+      <w:r>
+        <w:rPr>
+          <w:rFonts w:ascii="Arial" w:cs="Arial" w:eastAsia="Arial" w:hAnsi="Arial"/>
+          <w:color w:val="262626"/>
+          <w:sz w:val="21"/>
+          <w:szCs w:val="21"/>
+        </w:rPr>
+        <w:t xml:space="preserve">confirming the appointment is accepted and booked. Flag anything missing in the same reply.</w:t>
+      </w:r>
+    </w:p>
+    <w:tbl>
+      <w:tblPr>
+        <w:tblW w:type="dxa" w:w="9026"/>
+        <w:tblBorders>
+          <w:top w:val="none" w:color="FFFFFF" w:sz="0"/>
+          <w:left w:val="single" w:color="003054" w:sz="24"/>
+          <w:bottom w:val="none" w:color="FFFFFF" w:sz="0"/>
+          <w:right w:val="none" w:color="FFFFFF" w:sz="0"/>
+          <w:insideH w:val="none" w:color="FFFFFF" w:sz="0"/>
+          <w:insideV w:val="none" w:color="FFFFFF" w:sz="0"/>
+        </w:tblBorders>
+      </w:tblPr>
+      <w:tblGrid>
+        <w:gridCol w:w="9026"/>
+      </w:tblGrid>
+      <w:tr>
+        <w:tc>
+          <w:tcPr>
+            <w:tcW w:type="dxa" w:w="9026"/>
+            <w:shd w:fill="EEF2F6" w:color="auto" w:val="clear"/>
+            <w:tcMar>
+              <w:top w:type="dxa" w:w="160"/>
+              <w:left w:type="dxa" w:w="200"/>
+              <w:bottom w:type="dxa" w:w="160"/>
+              <w:right w:type="dxa" w:w="200"/>
+            </w:tcMar>
+          </w:tcPr>
+          <w:p>
+            <w:pPr>
+              <w:spacing w:after="80"/>
+            </w:pPr>
+            <w:r>
+              <w:rPr>
+                <w:rFonts w:ascii="Arial" w:cs="Arial" w:eastAsia="Arial" w:hAnsi="Arial"/>
+                <w:b/>
+                <w:bCs/>
+                <w:color w:val="003054"/>
+                <w:sz w:val="22"/>
+                <w:szCs w:val="22"/>
+              </w:rPr>
+              <w:t xml:space="preserve">Orange referral checks</w:t>
+            </w:r>
+          </w:p>
+          <w:p>
+            <w:pPr>
+              <w:spacing w:after="0" w:before="0" w:line="276"/>
+            </w:pPr>
+            <w:r>
+              <w:rPr>
+                <w:rFonts w:ascii="Arial" w:cs="Arial" w:eastAsia="Arial" w:hAnsi="Arial"/>
+                <w:color w:val="262626"/>
+                <w:sz w:val="21"/>
+                <w:szCs w:val="21"/>
+              </w:rPr>
+              <w:t xml:space="preserve">Occasionally a referral comes through with a more complex presentation, specific requirements, or a location slightly outside our zone. Care About will send the referral information to the carepartners inbox and ask us to accept or reject it before sending it through. Check these with the Care Partner or Robyn before accepting.</w:t>
+            </w:r>
+          </w:p>
+        </w:tc>
+      </w:tr>
+    </w:tbl>
+    <w:p>
+      <w:pPr>
+        <w:pStyle w:val="Heading2"/>
+        <w:spacing w:after="120" w:before="320"/>
+      </w:pPr>
+      <w:r>
+        <w:rPr>
+          <w:rFonts w:ascii="Arial" w:cs="Arial" w:eastAsia="Arial" w:hAnsi="Arial"/>
+          <w:b/>
+          <w:bCs/>
+          <w:color w:val="003054"/>
+          <w:sz w:val="26"/>
+          <w:szCs w:val="26"/>
+        </w:rPr>
+        <w:t xml:space="preserve">5. Creating the deal in HubSpot</w:t>
       </w:r>
     </w:p>
     <w:p>
@@ -970,7 +756,7 @@
           <w:sz w:val="21"/>
           <w:szCs w:val="21"/>
         </w:rPr>
-        <w:t xml:space="preserve">There is no integration between Care About and HubSpot. Every deal is created manually.</w:t>
+        <w:t xml:space="preserve">There is no integration between Care About and HubSpot. Every deal is created manually. We're exploring an API integration to streamline this in future.</w:t>
       </w:r>
     </w:p>
     <w:tbl>
@@ -1097,7 +883,7 @@
                 <w:sz w:val="20"/>
                 <w:szCs w:val="20"/>
               </w:rPr>
-              <w:t xml:space="preserve">Standard intake pipeline — the same one used for all other referrals</w:t>
+              <w:t xml:space="preserve">CAREINQ</w:t>
             </w:r>
           </w:p>
         </w:tc>
@@ -1154,22 +940,6 @@
               <w:t xml:space="preserve">Referral partner stage</w:t>
             </w:r>
           </w:p>
-          <w:p>
-            <w:pPr>
-              <w:spacing w:after="0" w:line="264"/>
-            </w:pPr>
-            <w:r>
-              <w:rPr>
-                <w:rFonts w:ascii="Arial" w:cs="Arial" w:eastAsia="Arial" w:hAnsi="Arial"/>
-                <w:b/>
-                <w:bCs/>
-                <w:color w:val="D82460"/>
-                <w:sz w:val="21"/>
-                <w:szCs w:val="21"/>
-              </w:rPr>
-              <w:t xml:space="preserve">[confirm exact stage name]</w:t>
-            </w:r>
-          </w:p>
         </w:tc>
       </w:tr>
       <w:tr>
@@ -1219,23 +989,7 @@
                 <w:sz w:val="20"/>
                 <w:szCs w:val="20"/>
               </w:rPr>
-              <w:t xml:space="preserve">Must contain "Care About". Recommended format:</w:t>
-            </w:r>
-          </w:p>
-          <w:p>
-            <w:pPr>
-              <w:spacing w:after="0" w:line="264"/>
-            </w:pPr>
-            <w:r>
-              <w:rPr>
-                <w:rFonts w:ascii="Arial" w:cs="Arial" w:eastAsia="Arial" w:hAnsi="Arial"/>
-                <w:b/>
-                <w:bCs/>
-                <w:color w:val="003054"/>
-                <w:sz w:val="20"/>
-                <w:szCs w:val="20"/>
-              </w:rPr>
-              <w:t xml:space="preserve">[Client Name] – Care About – [Service]</w:t>
+              <w:t xml:space="preserve">Must contain "Care About"</w:t>
             </w:r>
           </w:p>
         </w:tc>
@@ -1400,87 +1154,7 @@
           </w:p>
         </w:tc>
       </w:tr>
-      <w:tr>
-        <w:tc>
-          <w:tcPr>
-            <w:tcW w:type="dxa" w:w="2301"/>
-            <w:tcMar>
-              <w:top w:type="dxa" w:w="90"/>
-              <w:left w:type="dxa" w:w="130"/>
-              <w:bottom w:type="dxa" w:w="90"/>
-              <w:right w:type="dxa" w:w="130"/>
-            </w:tcMar>
-          </w:tcPr>
-          <w:p>
-            <w:pPr>
-              <w:spacing w:after="0" w:line="264"/>
-            </w:pPr>
-            <w:r>
-              <w:rPr>
-                <w:rFonts w:ascii="Arial" w:cs="Arial" w:eastAsia="Arial" w:hAnsi="Arial"/>
-                <w:color w:val="262626"/>
-                <w:sz w:val="20"/>
-                <w:szCs w:val="20"/>
-              </w:rPr>
-              <w:t xml:space="preserve">Funding</w:t>
-            </w:r>
-          </w:p>
-        </w:tc>
-        <w:tc>
-          <w:tcPr>
-            <w:tcW w:type="dxa" w:w="6725"/>
-            <w:tcMar>
-              <w:top w:type="dxa" w:w="90"/>
-              <w:left w:type="dxa" w:w="130"/>
-              <w:bottom w:type="dxa" w:w="90"/>
-              <w:right w:type="dxa" w:w="130"/>
-            </w:tcMar>
-          </w:tcPr>
-          <w:p>
-            <w:pPr>
-              <w:spacing w:after="0" w:line="264"/>
-            </w:pPr>
-            <w:r>
-              <w:rPr>
-                <w:rFonts w:ascii="Arial" w:cs="Arial" w:eastAsia="Arial" w:hAnsi="Arial"/>
-                <w:color w:val="262626"/>
-                <w:sz w:val="20"/>
-                <w:szCs w:val="20"/>
-              </w:rPr>
-              <w:t xml:space="preserve">As stated on the referral</w:t>
-            </w:r>
-          </w:p>
-        </w:tc>
-      </w:tr>
     </w:tbl>
-    <w:p>
-      <w:pPr>
-        <w:spacing w:after="140" w:before="160" w:line="276"/>
-      </w:pPr>
-      <w:r>
-        <w:rPr>
-          <w:rFonts w:ascii="Arial" w:cs="Arial" w:eastAsia="Arial" w:hAnsi="Arial"/>
-          <w:color w:val="262626"/>
-          <w:sz w:val="21"/>
-          <w:szCs w:val="21"/>
-        </w:rPr>
-        <w:t xml:space="preserve">Having "Care About" in the deal name is what lets us pull partner volume out of HubSpot while there's no API tag doing it for us. It matters for reporting, so it isn't optional.</w:t>
-      </w:r>
-    </w:p>
-    <w:p>
-      <w:pPr>
-        <w:spacing w:after="140" w:before="0" w:line="276"/>
-      </w:pPr>
-      <w:r>
-        <w:rPr>
-          <w:rFonts w:ascii="Arial" w:cs="Arial" w:eastAsia="Arial" w:hAnsi="Arial"/>
-          <w:color w:val="262626"/>
-          <w:sz w:val="21"/>
-          <w:szCs w:val="21"/>
-        </w:rPr>
-        <w:t xml:space="preserve">Attach the referral document to the deal record as well, so the file lives somewhere other than a calendar item.</w:t>
-      </w:r>
-    </w:p>
     <w:p>
       <w:pPr>
         <w:pStyle w:val="Heading2"/>
@@ -1495,7 +1169,7 @@
           <w:sz w:val="26"/>
           <w:szCs w:val="26"/>
         </w:rPr>
-        <w:t xml:space="preserve">7. When something isn't right</w:t>
+        <w:t xml:space="preserve">6. When something isn't right</w:t>
       </w:r>
     </w:p>
     <w:tbl>
@@ -1728,27 +1402,7 @@
                 <w:sz w:val="20"/>
                 <w:szCs w:val="20"/>
               </w:rPr>
-              <w:t xml:space="preserve">This is the failure the one-hour rule exists to prevent, so flag it. Speak to the clinician about which appointment can move, then work with Care About on a new time for the client. Let </w:t>
-            </w:r>
-            <w:r>
-              <w:rPr>
-                <w:rFonts w:ascii="Arial" w:cs="Arial" w:eastAsia="Arial" w:hAnsi="Arial"/>
-                <w:b/>
-                <w:bCs/>
-                <w:color w:val="D82460"/>
-                <w:sz w:val="21"/>
-                <w:szCs w:val="21"/>
-              </w:rPr>
-              <w:t xml:space="preserve">[escalation contact]</w:t>
-            </w:r>
-            <w:r>
-              <w:rPr>
-                <w:rFonts w:ascii="Arial" w:cs="Arial" w:eastAsia="Arial" w:hAnsi="Arial"/>
-                <w:color w:val="262626"/>
-                <w:sz w:val="20"/>
-                <w:szCs w:val="20"/>
-              </w:rPr>
-              <w:t xml:space="preserve"> know it happened.</w:t>
+              <w:t xml:space="preserve">Speak to the Care Partner. Tom is prepared to move existing Physio Inq clients around as needed.</w:t>
             </w:r>
           </w:p>
         </w:tc>
@@ -1802,7 +1456,7 @@
                 <w:sz w:val="20"/>
                 <w:szCs w:val="20"/>
               </w:rPr>
-              <w:t xml:space="preserve">Update the clinician's diary, the shared calendar and the HubSpot deal. All three, every time — a stale diary entry is as bad as a missing one.</w:t>
+              <w:t xml:space="preserve">Update the clinician's diary, the shared calendar and the HubSpot deal.</w:t>
             </w:r>
           </w:p>
         </w:tc>
@@ -1908,23 +1562,7 @@
                 <w:sz w:val="20"/>
                 <w:szCs w:val="20"/>
               </w:rPr>
-              <w:t xml:space="preserve">Escalate to </w:t>
-            </w:r>
-          </w:p>
-          <w:p>
-            <w:pPr>
-              <w:spacing w:after="0" w:line="264"/>
-            </w:pPr>
-            <w:r>
-              <w:rPr>
-                <w:rFonts w:ascii="Arial" w:cs="Arial" w:eastAsia="Arial" w:hAnsi="Arial"/>
-                <w:b/>
-                <w:bCs/>
-                <w:color w:val="D82460"/>
-                <w:sz w:val="21"/>
-                <w:szCs w:val="21"/>
-              </w:rPr>
-              <w:t xml:space="preserve">[escalation contact]</w:t>
+              <w:t xml:space="preserve">Escalate to Robyn.</w:t>
             </w:r>
           </w:p>
         </w:tc>
@@ -1944,7 +1582,7 @@
           <w:sz w:val="26"/>
           <w:szCs w:val="26"/>
         </w:rPr>
-        <w:t xml:space="preserve">8. Quick checklist</w:t>
+        <w:t xml:space="preserve">7. Quick checklist</w:t>
       </w:r>
     </w:p>
     <w:p>
@@ -1966,7 +1604,7 @@
         <w:pStyle w:val="ListParagraph"/>
         <w:numPr>
           <w:ilvl w:val="0"/>
-          <w:numId w:val="2"/>
+          <w:numId w:val="3"/>
         </w:numPr>
         <w:spacing w:after="90" w:line="276"/>
       </w:pPr>
@@ -1985,7 +1623,7 @@
         <w:pStyle w:val="ListParagraph"/>
         <w:numPr>
           <w:ilvl w:val="0"/>
-          <w:numId w:val="2"/>
+          <w:numId w:val="3"/>
         </w:numPr>
         <w:spacing w:after="90" w:line="276"/>
       </w:pPr>
@@ -1996,7 +1634,7 @@
           <w:sz w:val="21"/>
           <w:szCs w:val="21"/>
         </w:rPr>
-        <w:t xml:space="preserve">Email cross-checked against the invitation</w:t>
+        <w:t xml:space="preserve">HubSpot deal created, referral partner stage, "Care About" in the name</w:t>
       </w:r>
     </w:p>
     <w:p>
@@ -2004,7 +1642,7 @@
         <w:pStyle w:val="ListParagraph"/>
         <w:numPr>
           <w:ilvl w:val="0"/>
-          <w:numId w:val="2"/>
+          <w:numId w:val="3"/>
         </w:numPr>
         <w:spacing w:after="90" w:line="276"/>
       </w:pPr>
@@ -2015,7 +1653,7 @@
           <w:sz w:val="21"/>
           <w:szCs w:val="21"/>
         </w:rPr>
-        <w:t xml:space="preserve">Appointment in Jahari's or Tom's diary, referral attached — inside the hour</w:t>
+        <w:t xml:space="preserve">Referral document attached to the deal</w:t>
       </w:r>
     </w:p>
     <w:p>
@@ -2023,7 +1661,7 @@
         <w:pStyle w:val="ListParagraph"/>
         <w:numPr>
           <w:ilvl w:val="0"/>
-          <w:numId w:val="2"/>
+          <w:numId w:val="3"/>
         </w:numPr>
         <w:spacing w:after="90" w:line="276"/>
       </w:pPr>
@@ -2034,7 +1672,7 @@
           <w:sz w:val="21"/>
           <w:szCs w:val="21"/>
         </w:rPr>
-        <w:t xml:space="preserve">Clinician told directly</w:t>
+        <w:t xml:space="preserve">Appointment in Jahari's or Tom's diary</w:t>
       </w:r>
     </w:p>
     <w:p>
@@ -2042,7 +1680,7 @@
         <w:pStyle w:val="ListParagraph"/>
         <w:numPr>
           <w:ilvl w:val="0"/>
-          <w:numId w:val="2"/>
+          <w:numId w:val="3"/>
         </w:numPr>
         <w:spacing w:after="90" w:line="276"/>
       </w:pPr>
@@ -2053,7 +1691,7 @@
           <w:sz w:val="21"/>
           <w:szCs w:val="21"/>
         </w:rPr>
-        <w:t xml:space="preserve">HubSpot deal created, standard pipeline, referral partner stage, "Care About" in the name</w:t>
+        <w:t xml:space="preserve">Care Partner told directly</w:t>
       </w:r>
     </w:p>
     <w:p>
@@ -2061,45 +1699,7 @@
         <w:pStyle w:val="ListParagraph"/>
         <w:numPr>
           <w:ilvl w:val="0"/>
-          <w:numId w:val="2"/>
-        </w:numPr>
-        <w:spacing w:after="90" w:line="276"/>
-      </w:pPr>
-      <w:r>
-        <w:rPr>
-          <w:rFonts w:ascii="Arial" w:cs="Arial" w:eastAsia="Arial" w:hAnsi="Arial"/>
-          <w:color w:val="262626"/>
-          <w:sz w:val="21"/>
-          <w:szCs w:val="21"/>
-        </w:rPr>
-        <w:t xml:space="preserve">Referral document attached to the deal</w:t>
-      </w:r>
-    </w:p>
-    <w:p>
-      <w:pPr>
-        <w:pStyle w:val="ListParagraph"/>
-        <w:numPr>
-          <w:ilvl w:val="0"/>
-          <w:numId w:val="2"/>
-        </w:numPr>
-        <w:spacing w:after="90" w:line="276"/>
-      </w:pPr>
-      <w:r>
-        <w:rPr>
-          <w:rFonts w:ascii="Arial" w:cs="Arial" w:eastAsia="Arial" w:hAnsi="Arial"/>
-          <w:color w:val="262626"/>
-          <w:sz w:val="21"/>
-          <w:szCs w:val="21"/>
-        </w:rPr>
-        <w:t xml:space="preserve">Care About replied to</w:t>
-      </w:r>
-    </w:p>
-    <w:p>
-      <w:pPr>
-        <w:pStyle w:val="ListParagraph"/>
-        <w:numPr>
-          <w:ilvl w:val="0"/>
-          <w:numId w:val="2"/>
+          <w:numId w:val="3"/>
         </w:numPr>
         <w:spacing w:after="90" w:line="276"/>
       </w:pPr>
@@ -2127,7 +1727,7 @@
           <w:sz w:val="26"/>
           <w:szCs w:val="26"/>
         </w:rPr>
-        <w:t xml:space="preserve">9. What changes later</w:t>
+        <w:t xml:space="preserve">8. After the Care About meeting</w:t>
       </w:r>
     </w:p>
     <w:p>
@@ -2141,41 +1741,7 @@
           <w:sz w:val="21"/>
           <w:szCs w:val="21"/>
         </w:rPr>
-        <w:t xml:space="preserve">We're exploring an API integration between Care About and HubSpot that would create the deal automatically. It isn't built and there's no date for it. Until it is, this manual process is the process — nothing here should be skipped in anticipation of the integration arriving.</w:t>
-      </w:r>
-    </w:p>
-    <w:p>
-      <w:pPr>
-        <w:spacing w:after="140" w:before="0" w:line="276"/>
-      </w:pPr>
-      <w:r>
-        <w:rPr>
-          <w:rFonts w:ascii="Arial" w:cs="Arial" w:eastAsia="Arial" w:hAnsi="Arial"/>
-          <w:color w:val="262626"/>
-          <w:sz w:val="21"/>
-          <w:szCs w:val="21"/>
-        </w:rPr>
-        <w:t xml:space="preserve">Charlotte should keep a note of anything about this process that is slow, awkward or error-prone. That feedback shapes what the integration needs to do, and it's easier to capture now than to reconstruct later. Send it to </w:t>
-      </w:r>
-      <w:r>
-        <w:rPr>
-          <w:rFonts w:ascii="Arial" w:cs="Arial" w:eastAsia="Arial" w:hAnsi="Arial"/>
-          <w:b/>
-          <w:bCs/>
-          <w:color w:val="D82460"/>
-          <w:sz w:val="21"/>
-          <w:szCs w:val="21"/>
-        </w:rPr>
-        <w:t xml:space="preserve">[process owner]</w:t>
-      </w:r>
-      <w:r>
-        <w:rPr>
-          <w:rFonts w:ascii="Arial" w:cs="Arial" w:eastAsia="Arial" w:hAnsi="Arial"/>
-          <w:color w:val="262626"/>
-          <w:sz w:val="21"/>
-          <w:szCs w:val="21"/>
-        </w:rPr>
-        <w:t xml:space="preserve">.</w:t>
+        <w:t xml:space="preserve">The Care Partner is responsible for updating the Care About portal with short notes about the meeting, and for following up with the client.</w:t>
       </w:r>
     </w:p>
     <w:p>
@@ -2192,515 +1758,23 @@
           <w:sz w:val="26"/>
           <w:szCs w:val="26"/>
         </w:rPr>
-        <w:t xml:space="preserve">10. Contacts</w:t>
-      </w:r>
-    </w:p>
-    <w:tbl>
-      <w:tblPr>
-        <w:tblW w:type="dxa" w:w="9026"/>
-        <w:tblBorders>
-          <w:top w:val="single" w:color="D9D9D9" w:sz="4"/>
-          <w:left w:val="single" w:color="D9D9D9" w:sz="4"/>
-          <w:bottom w:val="single" w:color="D9D9D9" w:sz="4"/>
-          <w:right w:val="single" w:color="D9D9D9" w:sz="4"/>
-          <w:insideH w:val="single" w:color="D9D9D9" w:sz="4"/>
-          <w:insideV w:val="single" w:color="D9D9D9" w:sz="4"/>
-        </w:tblBorders>
-      </w:tblPr>
-      <w:tblGrid>
-        <w:gridCol w:w="3009"/>
-        <w:gridCol w:w="2708"/>
-        <w:gridCol w:w="3309"/>
-      </w:tblGrid>
-      <w:tr>
-        <w:trPr>
-          <w:tblHeader/>
-        </w:trPr>
-        <w:tc>
-          <w:tcPr>
-            <w:tcW w:type="dxa" w:w="3009"/>
-            <w:shd w:fill="003054" w:color="auto" w:val="clear"/>
-            <w:tcMar>
-              <w:top w:type="dxa" w:w="90"/>
-              <w:left w:type="dxa" w:w="130"/>
-              <w:bottom w:type="dxa" w:w="90"/>
-              <w:right w:type="dxa" w:w="130"/>
-            </w:tcMar>
-          </w:tcPr>
-          <w:p>
-            <w:pPr>
-              <w:spacing w:after="0"/>
-            </w:pPr>
-            <w:r>
-              <w:rPr>
-                <w:rFonts w:ascii="Arial" w:cs="Arial" w:eastAsia="Arial" w:hAnsi="Arial"/>
-                <w:b/>
-                <w:bCs/>
-                <w:color w:val="FFFFFF"/>
-                <w:sz w:val="20"/>
-                <w:szCs w:val="20"/>
-              </w:rPr>
-              <w:t xml:space="preserve">Role</w:t>
-            </w:r>
-          </w:p>
-        </w:tc>
-        <w:tc>
-          <w:tcPr>
-            <w:tcW w:type="dxa" w:w="2708"/>
-            <w:shd w:fill="003054" w:color="auto" w:val="clear"/>
-            <w:tcMar>
-              <w:top w:type="dxa" w:w="90"/>
-              <w:left w:type="dxa" w:w="130"/>
-              <w:bottom w:type="dxa" w:w="90"/>
-              <w:right w:type="dxa" w:w="130"/>
-            </w:tcMar>
-          </w:tcPr>
-          <w:p>
-            <w:pPr>
-              <w:spacing w:after="0"/>
-            </w:pPr>
-            <w:r>
-              <w:rPr>
-                <w:rFonts w:ascii="Arial" w:cs="Arial" w:eastAsia="Arial" w:hAnsi="Arial"/>
-                <w:b/>
-                <w:bCs/>
-                <w:color w:val="FFFFFF"/>
-                <w:sz w:val="20"/>
-                <w:szCs w:val="20"/>
-              </w:rPr>
-              <w:t xml:space="preserve">Who</w:t>
-            </w:r>
-          </w:p>
-        </w:tc>
-        <w:tc>
-          <w:tcPr>
-            <w:tcW w:type="dxa" w:w="3309"/>
-            <w:shd w:fill="003054" w:color="auto" w:val="clear"/>
-            <w:tcMar>
-              <w:top w:type="dxa" w:w="90"/>
-              <w:left w:type="dxa" w:w="130"/>
-              <w:bottom w:type="dxa" w:w="90"/>
-              <w:right w:type="dxa" w:w="130"/>
-            </w:tcMar>
-          </w:tcPr>
-          <w:p>
-            <w:pPr>
-              <w:spacing w:after="0"/>
-            </w:pPr>
-            <w:r>
-              <w:rPr>
-                <w:rFonts w:ascii="Arial" w:cs="Arial" w:eastAsia="Arial" w:hAnsi="Arial"/>
-                <w:b/>
-                <w:bCs/>
-                <w:color w:val="FFFFFF"/>
-                <w:sz w:val="20"/>
-                <w:szCs w:val="20"/>
-              </w:rPr>
-              <w:t xml:space="preserve">Contact</w:t>
-            </w:r>
-          </w:p>
-        </w:tc>
-      </w:tr>
-      <w:tr>
-        <w:tc>
-          <w:tcPr>
-            <w:tcW w:type="dxa" w:w="3009"/>
-            <w:tcMar>
-              <w:top w:type="dxa" w:w="90"/>
-              <w:left w:type="dxa" w:w="130"/>
-              <w:bottom w:type="dxa" w:w="90"/>
-              <w:right w:type="dxa" w:w="130"/>
-            </w:tcMar>
-          </w:tcPr>
-          <w:p>
-            <w:pPr>
-              <w:spacing w:after="0" w:line="264"/>
-            </w:pPr>
-            <w:r>
-              <w:rPr>
-                <w:rFonts w:ascii="Arial" w:cs="Arial" w:eastAsia="Arial" w:hAnsi="Arial"/>
-                <w:color w:val="262626"/>
-                <w:sz w:val="20"/>
-                <w:szCs w:val="20"/>
-              </w:rPr>
-              <w:t xml:space="preserve">Intake — Care About referrals</w:t>
-            </w:r>
-          </w:p>
-        </w:tc>
-        <w:tc>
-          <w:tcPr>
-            <w:tcW w:type="dxa" w:w="2708"/>
-            <w:tcMar>
-              <w:top w:type="dxa" w:w="90"/>
-              <w:left w:type="dxa" w:w="130"/>
-              <w:bottom w:type="dxa" w:w="90"/>
-              <w:right w:type="dxa" w:w="130"/>
-            </w:tcMar>
-          </w:tcPr>
-          <w:p>
-            <w:pPr>
-              <w:spacing w:after="0" w:line="264"/>
-            </w:pPr>
-            <w:r>
-              <w:rPr>
-                <w:rFonts w:ascii="Arial" w:cs="Arial" w:eastAsia="Arial" w:hAnsi="Arial"/>
-                <w:color w:val="262626"/>
-                <w:sz w:val="20"/>
-                <w:szCs w:val="20"/>
-              </w:rPr>
-              <w:t xml:space="preserve">Charlotte</w:t>
-            </w:r>
-          </w:p>
-        </w:tc>
-        <w:tc>
-          <w:tcPr>
-            <w:tcW w:type="dxa" w:w="3309"/>
-            <w:tcMar>
-              <w:top w:type="dxa" w:w="90"/>
-              <w:left w:type="dxa" w:w="130"/>
-              <w:bottom w:type="dxa" w:w="90"/>
-              <w:right w:type="dxa" w:w="130"/>
-            </w:tcMar>
-          </w:tcPr>
-          <w:p>
-            <w:pPr>
-              <w:spacing w:after="0" w:line="264"/>
-            </w:pPr>
-            <w:r>
-              <w:rPr>
-                <w:rFonts w:ascii="Arial" w:cs="Arial" w:eastAsia="Arial" w:hAnsi="Arial"/>
-                <w:color w:val="262626"/>
-                <w:sz w:val="20"/>
-                <w:szCs w:val="20"/>
-              </w:rPr>
-              <w:t xml:space="preserve"/>
-            </w:r>
-          </w:p>
-        </w:tc>
-      </w:tr>
-      <w:tr>
-        <w:tc>
-          <w:tcPr>
-            <w:tcW w:type="dxa" w:w="3009"/>
-            <w:shd w:fill="F4F5F7" w:color="auto" w:val="clear"/>
-            <w:tcMar>
-              <w:top w:type="dxa" w:w="90"/>
-              <w:left w:type="dxa" w:w="130"/>
-              <w:bottom w:type="dxa" w:w="90"/>
-              <w:right w:type="dxa" w:w="130"/>
-            </w:tcMar>
-          </w:tcPr>
-          <w:p>
-            <w:pPr>
-              <w:spacing w:after="0" w:line="264"/>
-            </w:pPr>
-            <w:r>
-              <w:rPr>
-                <w:rFonts w:ascii="Arial" w:cs="Arial" w:eastAsia="Arial" w:hAnsi="Arial"/>
-                <w:color w:val="262626"/>
-                <w:sz w:val="20"/>
-                <w:szCs w:val="20"/>
-              </w:rPr>
-              <w:t xml:space="preserve">Treating clinicians</w:t>
-            </w:r>
-          </w:p>
-        </w:tc>
-        <w:tc>
-          <w:tcPr>
-            <w:tcW w:type="dxa" w:w="2708"/>
-            <w:shd w:fill="F4F5F7" w:color="auto" w:val="clear"/>
-            <w:tcMar>
-              <w:top w:type="dxa" w:w="90"/>
-              <w:left w:type="dxa" w:w="130"/>
-              <w:bottom w:type="dxa" w:w="90"/>
-              <w:right w:type="dxa" w:w="130"/>
-            </w:tcMar>
-          </w:tcPr>
-          <w:p>
-            <w:pPr>
-              <w:spacing w:after="0" w:line="264"/>
-            </w:pPr>
-            <w:r>
-              <w:rPr>
-                <w:rFonts w:ascii="Arial" w:cs="Arial" w:eastAsia="Arial" w:hAnsi="Arial"/>
-                <w:color w:val="262626"/>
-                <w:sz w:val="20"/>
-                <w:szCs w:val="20"/>
-              </w:rPr>
-              <w:t xml:space="preserve">Jahari and Tom</w:t>
-            </w:r>
-          </w:p>
-        </w:tc>
-        <w:tc>
-          <w:tcPr>
-            <w:tcW w:type="dxa" w:w="3309"/>
-            <w:shd w:fill="F4F5F7" w:color="auto" w:val="clear"/>
-            <w:tcMar>
-              <w:top w:type="dxa" w:w="90"/>
-              <w:left w:type="dxa" w:w="130"/>
-              <w:bottom w:type="dxa" w:w="90"/>
-              <w:right w:type="dxa" w:w="130"/>
-            </w:tcMar>
-          </w:tcPr>
-          <w:p>
-            <w:pPr>
-              <w:spacing w:after="0" w:line="264"/>
-            </w:pPr>
-            <w:r>
-              <w:rPr>
-                <w:rFonts w:ascii="Arial" w:cs="Arial" w:eastAsia="Arial" w:hAnsi="Arial"/>
-                <w:color w:val="262626"/>
-                <w:sz w:val="20"/>
-                <w:szCs w:val="20"/>
-              </w:rPr>
-              <w:t xml:space="preserve"/>
-            </w:r>
-          </w:p>
-        </w:tc>
-      </w:tr>
-      <w:tr>
-        <w:tc>
-          <w:tcPr>
-            <w:tcW w:type="dxa" w:w="3009"/>
-            <w:tcMar>
-              <w:top w:type="dxa" w:w="90"/>
-              <w:left w:type="dxa" w:w="130"/>
-              <w:bottom w:type="dxa" w:w="90"/>
-              <w:right w:type="dxa" w:w="130"/>
-            </w:tcMar>
-          </w:tcPr>
-          <w:p>
-            <w:pPr>
-              <w:spacing w:after="0" w:line="264"/>
-            </w:pPr>
-            <w:r>
-              <w:rPr>
-                <w:rFonts w:ascii="Arial" w:cs="Arial" w:eastAsia="Arial" w:hAnsi="Arial"/>
-                <w:color w:val="262626"/>
-                <w:sz w:val="20"/>
-                <w:szCs w:val="20"/>
-              </w:rPr>
-              <w:t xml:space="preserve">Care About — referral queries</w:t>
-            </w:r>
-          </w:p>
-        </w:tc>
-        <w:tc>
-          <w:tcPr>
-            <w:tcW w:type="dxa" w:w="2708"/>
-            <w:tcMar>
-              <w:top w:type="dxa" w:w="90"/>
-              <w:left w:type="dxa" w:w="130"/>
-              <w:bottom w:type="dxa" w:w="90"/>
-              <w:right w:type="dxa" w:w="130"/>
-            </w:tcMar>
-          </w:tcPr>
-          <w:p>
-            <w:pPr>
-              <w:spacing w:after="0" w:line="264"/>
-            </w:pPr>
-            <w:r>
-              <w:rPr>
-                <w:rFonts w:ascii="Arial" w:cs="Arial" w:eastAsia="Arial" w:hAnsi="Arial"/>
-                <w:b/>
-                <w:bCs/>
-                <w:color w:val="D82460"/>
-                <w:sz w:val="21"/>
-                <w:szCs w:val="21"/>
-              </w:rPr>
-              <w:t xml:space="preserve">[name]</w:t>
-            </w:r>
-          </w:p>
-        </w:tc>
-        <w:tc>
-          <w:tcPr>
-            <w:tcW w:type="dxa" w:w="3309"/>
-            <w:tcMar>
-              <w:top w:type="dxa" w:w="90"/>
-              <w:left w:type="dxa" w:w="130"/>
-              <w:bottom w:type="dxa" w:w="90"/>
-              <w:right w:type="dxa" w:w="130"/>
-            </w:tcMar>
-          </w:tcPr>
-          <w:p>
-            <w:pPr>
-              <w:spacing w:after="0" w:line="264"/>
-            </w:pPr>
-            <w:r>
-              <w:rPr>
-                <w:rFonts w:ascii="Arial" w:cs="Arial" w:eastAsia="Arial" w:hAnsi="Arial"/>
-                <w:b/>
-                <w:bCs/>
-                <w:color w:val="D82460"/>
-                <w:sz w:val="21"/>
-                <w:szCs w:val="21"/>
-              </w:rPr>
-              <w:t xml:space="preserve">[email / phone]</w:t>
-            </w:r>
-          </w:p>
-        </w:tc>
-      </w:tr>
-      <w:tr>
-        <w:tc>
-          <w:tcPr>
-            <w:tcW w:type="dxa" w:w="3009"/>
-            <w:shd w:fill="F4F5F7" w:color="auto" w:val="clear"/>
-            <w:tcMar>
-              <w:top w:type="dxa" w:w="90"/>
-              <w:left w:type="dxa" w:w="130"/>
-              <w:bottom w:type="dxa" w:w="90"/>
-              <w:right w:type="dxa" w:w="130"/>
-            </w:tcMar>
-          </w:tcPr>
-          <w:p>
-            <w:pPr>
-              <w:spacing w:after="0" w:line="264"/>
-            </w:pPr>
-            <w:r>
-              <w:rPr>
-                <w:rFonts w:ascii="Arial" w:cs="Arial" w:eastAsia="Arial" w:hAnsi="Arial"/>
-                <w:color w:val="262626"/>
-                <w:sz w:val="20"/>
-                <w:szCs w:val="20"/>
-              </w:rPr>
-              <w:t xml:space="preserve">Escalation</w:t>
-            </w:r>
-          </w:p>
-        </w:tc>
-        <w:tc>
-          <w:tcPr>
-            <w:tcW w:type="dxa" w:w="2708"/>
-            <w:shd w:fill="F4F5F7" w:color="auto" w:val="clear"/>
-            <w:tcMar>
-              <w:top w:type="dxa" w:w="90"/>
-              <w:left w:type="dxa" w:w="130"/>
-              <w:bottom w:type="dxa" w:w="90"/>
-              <w:right w:type="dxa" w:w="130"/>
-            </w:tcMar>
-          </w:tcPr>
-          <w:p>
-            <w:pPr>
-              <w:spacing w:after="0" w:line="264"/>
-            </w:pPr>
-            <w:r>
-              <w:rPr>
-                <w:rFonts w:ascii="Arial" w:cs="Arial" w:eastAsia="Arial" w:hAnsi="Arial"/>
-                <w:b/>
-                <w:bCs/>
-                <w:color w:val="D82460"/>
-                <w:sz w:val="21"/>
-                <w:szCs w:val="21"/>
-              </w:rPr>
-              <w:t xml:space="preserve">[name]</w:t>
-            </w:r>
-          </w:p>
-        </w:tc>
-        <w:tc>
-          <w:tcPr>
-            <w:tcW w:type="dxa" w:w="3309"/>
-            <w:shd w:fill="F4F5F7" w:color="auto" w:val="clear"/>
-            <w:tcMar>
-              <w:top w:type="dxa" w:w="90"/>
-              <w:left w:type="dxa" w:w="130"/>
-              <w:bottom w:type="dxa" w:w="90"/>
-              <w:right w:type="dxa" w:w="130"/>
-            </w:tcMar>
-          </w:tcPr>
-          <w:p>
-            <w:pPr>
-              <w:spacing w:after="0" w:line="264"/>
-            </w:pPr>
-            <w:r>
-              <w:rPr>
-                <w:rFonts w:ascii="Arial" w:cs="Arial" w:eastAsia="Arial" w:hAnsi="Arial"/>
-                <w:color w:val="262626"/>
-                <w:sz w:val="20"/>
-                <w:szCs w:val="20"/>
-              </w:rPr>
-              <w:t xml:space="preserve"/>
-            </w:r>
-          </w:p>
-        </w:tc>
-      </w:tr>
-      <w:tr>
-        <w:tc>
-          <w:tcPr>
-            <w:tcW w:type="dxa" w:w="3009"/>
-            <w:tcMar>
-              <w:top w:type="dxa" w:w="90"/>
-              <w:left w:type="dxa" w:w="130"/>
-              <w:bottom w:type="dxa" w:w="90"/>
-              <w:right w:type="dxa" w:w="130"/>
-            </w:tcMar>
-          </w:tcPr>
-          <w:p>
-            <w:pPr>
-              <w:spacing w:after="0" w:line="264"/>
-            </w:pPr>
-            <w:r>
-              <w:rPr>
-                <w:rFonts w:ascii="Arial" w:cs="Arial" w:eastAsia="Arial" w:hAnsi="Arial"/>
-                <w:color w:val="262626"/>
-                <w:sz w:val="20"/>
-                <w:szCs w:val="20"/>
-              </w:rPr>
-              <w:t xml:space="preserve">Process owner</w:t>
-            </w:r>
-          </w:p>
-        </w:tc>
-        <w:tc>
-          <w:tcPr>
-            <w:tcW w:type="dxa" w:w="2708"/>
-            <w:tcMar>
-              <w:top w:type="dxa" w:w="90"/>
-              <w:left w:type="dxa" w:w="130"/>
-              <w:bottom w:type="dxa" w:w="90"/>
-              <w:right w:type="dxa" w:w="130"/>
-            </w:tcMar>
-          </w:tcPr>
-          <w:p>
-            <w:pPr>
-              <w:spacing w:after="0" w:line="264"/>
-            </w:pPr>
-            <w:r>
-              <w:rPr>
-                <w:rFonts w:ascii="Arial" w:cs="Arial" w:eastAsia="Arial" w:hAnsi="Arial"/>
-                <w:b/>
-                <w:bCs/>
-                <w:color w:val="D82460"/>
-                <w:sz w:val="21"/>
-                <w:szCs w:val="21"/>
-              </w:rPr>
-              <w:t xml:space="preserve">[name]</w:t>
-            </w:r>
-          </w:p>
-        </w:tc>
-        <w:tc>
-          <w:tcPr>
-            <w:tcW w:type="dxa" w:w="3309"/>
-            <w:tcMar>
-              <w:top w:type="dxa" w:w="90"/>
-              <w:left w:type="dxa" w:w="130"/>
-              <w:bottom w:type="dxa" w:w="90"/>
-              <w:right w:type="dxa" w:w="130"/>
-            </w:tcMar>
-          </w:tcPr>
-          <w:p>
-            <w:pPr>
-              <w:spacing w:after="0" w:line="264"/>
-            </w:pPr>
-            <w:r>
-              <w:rPr>
-                <w:rFonts w:ascii="Arial" w:cs="Arial" w:eastAsia="Arial" w:hAnsi="Arial"/>
-                <w:color w:val="262626"/>
-                <w:sz w:val="20"/>
-                <w:szCs w:val="20"/>
-              </w:rPr>
-              <w:t xml:space="preserve"/>
-            </w:r>
-          </w:p>
-        </w:tc>
-      </w:tr>
-    </w:tbl>
+        <w:t xml:space="preserve">9. Volume</w:t>
+      </w:r>
+    </w:p>
+    <w:p>
+      <w:pPr>
+        <w:spacing w:after="140" w:before="0" w:line="276"/>
+      </w:pPr>
+      <w:r>
+        <w:rPr>
+          <w:rFonts w:ascii="Arial" w:cs="Arial" w:eastAsia="Arial" w:hAnsi="Arial"/>
+          <w:color w:val="262626"/>
+          <w:sz w:val="21"/>
+          <w:szCs w:val="21"/>
+        </w:rPr>
+        <w:t xml:space="preserve">We've asked Care About to start with 15 referrals a month — 10 in NSW and 5 in SA — so volume should stay manageable while we bed this process down.</w:t>
+      </w:r>
+    </w:p>
     <w:p>
       <w:pPr>
         <w:pBdr>
@@ -2731,7 +1805,7 @@
           <w:sz w:val="18"/>
           <w:szCs w:val="18"/>
         </w:rPr>
-        <w:t xml:space="preserve">Fields shown in magenta need confirming before this goes to Charlotte. Read alongside the Policy and Operations Manual and current intake procedures — this document covers the Care About channel only, and does not replace either.</w:t>
+        <w:t xml:space="preserve">Read alongside the Policy and Operations Manual and current intake procedures. This document covers the Care About channel only and does not replace either.</w:t>
       </w:r>
     </w:p>
     <w:sectPr>
@@ -3461,21 +2535,26 @@
         <w:color w:val="D82460"/>
       </w:rPr>
     </w:lvl>
-    <w:lvl w:ilvl="1" w15:tentative="1">
+  </w:abstractNum>
+  <w:abstractNum w:abstractNumId="3" w15:restartNumberingAfterBreak="0">
+    <w:multiLevelType w:val="hybridMultilevel"/>
+    <w:lvl w:ilvl="0" w15:tentative="1">
       <w:start w:val="1"/>
-      <w:numFmt w:val="bullet"/>
-      <w:lvlText w:val="◦"/>
+      <w:numFmt w:val="decimal"/>
+      <w:lvlText w:val="%1."/>
       <w:lvlJc w:val="left"/>
       <w:pPr>
-        <w:ind w:left="863" w:hanging="288"/>
+        <w:ind w:left="504" w:hanging="360"/>
       </w:pPr>
       <w:rPr>
         <w:rFonts w:ascii="Arial" w:cs="Arial" w:eastAsia="Arial" w:hAnsi="Arial"/>
+        <w:b/>
+        <w:bCs/>
         <w:color w:val="D82460"/>
       </w:rPr>
     </w:lvl>
   </w:abstractNum>
-  <w:abstractNum w:abstractNumId="3" w15:restartNumberingAfterBreak="0">
+  <w:abstractNum w:abstractNumId="4" w15:restartNumberingAfterBreak="0">
     <w:multiLevelType w:val="hybridMultilevel"/>
     <w:lvl w:ilvl="0" w15:tentative="1">
       <w:start w:val="1"/>
@@ -3500,13 +2579,19 @@
     </w:lvlOverride>
   </w:num>
   <w:num w:numId="2">
+    <w:abstractNumId w:val="3"/>
+    <w:lvlOverride w:ilvl="0">
+      <w:startOverride w:val="1"/>
+    </w:lvlOverride>
+  </w:num>
+  <w:num w:numId="3">
     <w:abstractNumId w:val="2"/>
     <w:lvlOverride w:ilvl="0">
       <w:startOverride w:val="1"/>
     </w:lvlOverride>
   </w:num>
-  <w:num w:numId="3">
-    <w:abstractNumId w:val="3"/>
+  <w:num w:numId="4">
+    <w:abstractNumId w:val="4"/>
     <w:lvlOverride w:ilvl="0">
       <w:startOverride w:val="1"/>
     </w:lvlOverride>
